--- a/cases/PA26-1238-I-A/权利要求书-修订稿.docx
+++ b/cases/PA26-1238-I-A/权利要求书-修订稿.docx
@@ -29,12 +29,12 @@
     </w:p>
     <w:p>
       <w:r>
-        <w:t>S3、基于所述吊索节段的编号、所述湿接缝的编号及所述对称节段对，分批次进行第一阶段浇筑：将以跨中为中心、由编号连续的对称节段对组成并对称延伸的区段作为预设跨中区段，先浇筑所述预设跨中区段内各吊索节段所归属的非吊索区湿接缝；再由跨中向两侧索塔对称且跳仓浇筑其余非吊索区湿接缝；每一浇筑批次同步浇筑同一对称节段对中尚未浇筑的非吊索区湿接缝；所述跳仓是指：本批次所选取对称节段对的吊索节段编号与上一浇筑批次所浇筑对称节段对的吊索节段编号之差的绝对值不小于2；</w:t>
+        <w:t>S3、基于所述吊索节段的编号、所述湿接缝的编号及所述对称节段对，分批次进行第一阶段浇筑：将以跨中为中心、由编号连续的对称节段对组成并对称延伸的区段作为预设跨中区段，先浇筑所述预设跨中区段内各吊索节段所归属的非吊索区湿接缝，得到尚未浇筑的其余非吊索区湿接缝；再对所述其余非吊索区湿接缝循环进行隔仓浇筑和回填浇筑，直至所述其余非吊索区湿接缝全部浇筑完成；每一浇筑批次同步浇筑同一对称节段对中尚未浇筑的非吊索区湿接缝；所述隔仓浇筑为由跨中向两侧索塔分多个浇筑批次选取对称节段对并浇筑其所归属的非吊索区湿接缝，本批次所选取对称节段对的吊索节段编号与上一浇筑批次所浇筑对称节段对的吊索节段编号之差的绝对值不小于2，且本轮隔仓浇筑中任意两个已浇筑对称节段对的吊索节段编号之差的绝对值均不小于2，将本轮隔仓浇筑中未被选取浇筑的对称节段对作为被跳过的对称节段对；所述回填浇筑为在所述隔仓浇筑之后，由跨中向两侧索塔分多个浇筑批次对称浇筑所述被跳过的对称节段对中尚未浇筑的非吊索区湿接缝；</w:t>
       </w:r>
     </w:p>
     <w:p>
       <w:r>
-        <w:t>S4、在所述第一阶段的湿接缝混凝土达到预设强度的情况下，开始第二阶段浇筑：由跨中向两侧索塔分多个浇筑批次对称浇筑各吊索节段所归属的吊索区湿接缝，每一浇筑批次同步浇筑同一对称节段对中尚未浇筑的吊索区湿接缝，直至全部已编号的湿接缝浇筑完成。</w:t>
+        <w:t>S4、基于所述第一阶段浇筑完成的非吊索区湿接缝，在所述第一阶段的湿接缝混凝土达到预设强度的情况下，开始第二阶段浇筑：由跨中向两侧索塔分多个浇筑批次对称浇筑各吊索节段所归属的吊索区湿接缝，每一浇筑批次同步浇筑同一对称节段对中尚未浇筑的吊索区湿接缝，直至全部已编号的湿接缝浇筑完成。</w:t>
       </w:r>
     </w:p>
     <w:p>
@@ -54,12 +54,12 @@
     </w:p>
     <w:p>
       <w:r>
-        <w:t>S33、判断(H₁−H₀)/H₀是否小于或等于15%，若是，则继续按吊索节段编号由小到大对称选取尚未浇筑的非吊索区湿接缝，并重复S32至S33；若否，则判定所述预设跨中区段浇筑完成，并进入再由跨中向两侧索塔逐批次、对称且跳仓浇筑其余非吊索区湿接缝的步骤。</w:t>
+        <w:t>S33、判断(H₁−H₀)/H₀是否小于或等于15%，若是，则继续按吊索节段编号由小到大对称选取尚未浇筑的非吊索区湿接缝，并重复S32至S33；若否，则判定所述预设跨中区段浇筑完成，得到尚未浇筑的其余非吊索区湿接缝，并进入对所述其余非吊索区湿接缝循环进行隔仓浇筑和回填浇筑的步骤。</w:t>
       </w:r>
     </w:p>
     <w:p>
       <w:r>
-        <w:t>3.根据权利要求1所述的悬索桥钢混组合梁原位叠合浇筑施工方法，其特征在于，所述S3中由跨中向两侧索塔对称且跳仓浇筑其余非吊索区湿接缝包括以下步骤：</w:t>
+        <w:t>3.根据权利要求1所述的悬索桥钢混组合梁原位叠合浇筑施工方法，其特征在于，所述S3中对所述其余非吊索区湿接缝循环进行隔仓浇筑和回填浇筑包括以下步骤：</w:t>
       </w:r>
     </w:p>
     <w:p>
@@ -74,7 +74,22 @@
     </w:p>
     <w:p>
       <w:r>
-        <w:t>S36、在尚未浇筑、且吊索节段编号与上一浇筑批次所浇筑对称节段对的吊索节段编号之差的绝对值不小于2的各对称节段对中，选取使δₖ最接近0的对称节段对作为本批次浇筑对象，并同步浇筑该对称节段对中尚未浇筑的非吊索区湿接缝。</w:t>
+        <w:t>S36、在尚未浇筑、且吊索节段编号与上一浇筑批次所浇筑对称节段对的吊索节段编号之差的绝对值不小于2、并与本轮隔仓浇筑中已浇筑对称节段对的吊索节段编号之差的绝对值均不小于2的各对称节段对中，选取使δₖ最接近0的对称节段对作为本批次浇筑对象，并同步浇筑该对称节段对中尚未浇筑的非吊索区湿接缝；本轮隔仓浇筑的首个浇筑批次仅要求与上一浇筑批次的吊索节段编号之差的绝对值不小于2；</w:t>
+      </w:r>
+    </w:p>
+    <w:p>
+      <w:r>
+        <w:t>S37、重复S34至S36，直至不存在同时满足S36所述编号差约束的尚未浇筑对称节段对，将本轮隔仓浇筑中未被选取浇筑的对称节段对作为被跳过的对称节段对；</w:t>
+      </w:r>
+    </w:p>
+    <w:p>
+      <w:r>
+        <w:t>S38、在所述隔仓浇筑之后，对所述被跳过的对称节段对，由跨中向两侧索塔按吊索节段编号分多个浇筑批次，对称浇筑其中尚未浇筑的非吊索区湿接缝；</w:t>
+      </w:r>
+    </w:p>
+    <w:p>
+      <w:r>
+        <w:t>S39、重复S34至S38，直至所述其余非吊索区湿接缝全部浇筑完成。</w:t>
       </w:r>
     </w:p>
     <w:p>

--- a/cases/PA26-1238-I-A/权利要求书-修订稿.docx
+++ b/cases/PA26-1238-I-A/权利要求书-修订稿.docx
@@ -19,22 +19,22 @@
     </w:p>
     <w:p>
       <w:r>
-        <w:t>S1、将钢主梁节段依次吊装至悬索桥主缆的吊索上，并纵向连接成连续钢梁骨架；将预制混凝土桥面板铺设于所述连续钢梁骨架的顶面，相邻所述预制混凝土桥面板之间形成湿接缝；</w:t>
+        <w:t>S1、将钢主梁节段依次吊装至悬索桥主缆的吊索上并纵向连接成连续钢梁骨架，将预制混凝土桥面板铺设于所述连续钢梁骨架顶面，相邻所述预制混凝土桥面板之间形成湿接缝；</w:t>
       </w:r>
     </w:p>
     <w:p>
       <w:r>
-        <w:t>S2、沿纵桥向，以主缆跨中为基准，将相邻两根吊索之间的区段依次作为吊索节段并编号：位于所述跨中左侧的吊索节段依次编号为L1、L2直至Ln，编号增大的方向朝向左侧索塔；位于所述跨中右侧的吊索节段依次编号为R1、R2直至Rn，编号增大的方向朝向右侧索塔；n为跨中一侧吊索节段的数量；将编号相同的左侧吊索节段与右侧吊索节段作为对称节段对；沿纵桥向将各所述湿接缝依次编号为J1、J2直至Jp，p为湿接缝的总数；将位于吊索中心线两侧预设范围内的湿接缝作为吊索区湿接缝，将其余湿接缝作为非吊索区湿接缝；将编号为J1至Jp的各湿接缝按其纵向位置分别归属至编号为L1至Ln或R1至Rn的相应吊索节段；</w:t>
+        <w:t>S2、以主缆跨中为基准，将相邻两吊索之间的区段作为吊索节段并编号，跨中左侧为L1至Ln、右侧为R1至Rn，编号相同者作为对称节段对；将湿接缝编号为J1至Jp并归属至相应吊索节段；位于吊索中心线两侧预设范围内的为吊索区湿接缝，其余为非吊索区湿接缝；</w:t>
       </w:r>
     </w:p>
     <w:p>
       <w:r>
-        <w:t>S3、基于所述吊索节段的编号、所述湿接缝的编号及所述对称节段对，分批次进行第一阶段浇筑：将以跨中为中心、由编号连续的对称节段对组成并对称延伸的区段作为预设跨中区段，先浇筑所述预设跨中区段内各吊索节段所归属的非吊索区湿接缝，得到尚未浇筑的其余非吊索区湿接缝；再对所述其余非吊索区湿接缝循环进行隔仓浇筑和回填浇筑，直至所述其余非吊索区湿接缝全部浇筑完成；每一浇筑批次同步浇筑同一对称节段对中尚未浇筑的非吊索区湿接缝；所述隔仓浇筑为由跨中向两侧索塔分多个浇筑批次选取对称节段对并浇筑其所归属的非吊索区湿接缝，本批次所选取对称节段对的吊索节段编号与上一浇筑批次所浇筑对称节段对的吊索节段编号之差的绝对值不小于2，且本轮隔仓浇筑中任意两个已浇筑对称节段对的吊索节段编号之差的绝对值均不小于2，将本轮隔仓浇筑中未被选取浇筑的对称节段对作为被跳过的对称节段对；所述回填浇筑为在所述隔仓浇筑之后，由跨中向两侧索塔分多个浇筑批次对称浇筑所述被跳过的对称节段对中尚未浇筑的非吊索区湿接缝；</w:t>
+        <w:t>S3、基于所述编号进行第一阶段浇筑：先浇筑以跨中为中心对称延伸的预设跨中区段内非吊索区湿接缝，得到其余非吊索区湿接缝；再循环进行隔仓浇筑和回填浇筑，直至所述其余非吊索区湿接缝全部浇完；每批次同步浇筑同一对称节段对中尚未浇筑的非吊索区湿接缝；隔仓浇筑时相邻批次的吊索节段编号差的绝对值不小于2，本轮未选取的对称节段对作为被跳过的对称节段对；回填浇筑在隔仓浇筑之后浇筑所述被跳过的对称节段对；</w:t>
       </w:r>
     </w:p>
     <w:p>
       <w:r>
-        <w:t>S4、基于所述第一阶段浇筑完成的非吊索区湿接缝，在所述第一阶段的湿接缝混凝土达到预设强度的情况下，开始第二阶段浇筑：由跨中向两侧索塔分多个浇筑批次对称浇筑各吊索节段所归属的吊索区湿接缝，每一浇筑批次同步浇筑同一对称节段对中尚未浇筑的吊索区湿接缝，直至全部已编号的湿接缝浇筑完成。</w:t>
+        <w:t>S4、在第一阶段湿接缝混凝土达到预设强度的情况下，开始第二阶段浇筑，分批次对称浇筑吊索区湿接缝，直至全部已编号湿接缝浇筑完成。</w:t>
       </w:r>
     </w:p>
     <w:p>

--- a/cases/PA26-1238-I-A/权利要求书-修订稿.docx
+++ b/cases/PA26-1238-I-A/权利要求书-修订稿.docx
@@ -64,32 +64,32 @@
     </w:p>
     <w:p>
       <w:r>
-        <w:t>S34、每一浇筑批次开始前，获取主缆跨中相对湿接缝浇筑前标高的当前竖向位移δ，向下为正；</w:t>
+        <w:t>S31、隔仓浇筑的每一浇筑批次开始前，获取主缆跨中相对湿接缝开始浇筑前同一测点标高的当前竖向位移δ，向下为正；</w:t>
       </w:r>
     </w:p>
     <w:p>
       <w:r>
-        <w:t>S35、获得各吊索节段单位浇筑荷载对跨中竖向位移的影响系数ηₖ,ₘ，所述影响系数ηₖ,ₘ与δ同向为正，针对尚未浇筑的各对称节段对k，按δₖ＝δ＋Σₘ(Vₖ,ₘ·ηₖ,ₘ)计算预估跨中竖向位移δₖ，其中Vₖ,ₘ为对称节段对k中第m个吊索节段所归属湿接缝的计划浇筑方量；</w:t>
+        <w:t>S32、针对尚未浇筑的各对称节段对k，获得对称节段对k中第m个吊索节段的单位浇筑方量对跨中竖向位移的影响系数ηₖ,ₘ，所述影响系数ηₖ,ₘ与δ同向为正，m遍历所述对称节段对k中的各吊索节段；将第m个吊索节段所归属的、本批次拟浇筑的尚未浇筑非吊索区湿接缝的预先确定的计划浇筑方量作为Vₖ,ₘ，按δₖ＝δ＋Σₘ(Vₖ,ₘ·ηₖ,ₘ)计算预估跨中竖向位移δₖ；</w:t>
       </w:r>
     </w:p>
     <w:p>
       <w:r>
-        <w:t>S36、在尚未浇筑、且吊索节段编号与上一浇筑批次所浇筑对称节段对的吊索节段编号之差的绝对值不小于2、并与本轮隔仓浇筑中已浇筑对称节段对的吊索节段编号之差的绝对值均不小于2的各对称节段对中，选取使δₖ最接近0的对称节段对作为本批次浇筑对象，并同步浇筑该对称节段对中尚未浇筑的非吊索区湿接缝；本轮隔仓浇筑的首个浇筑批次仅要求与上一浇筑批次的吊索节段编号之差的绝对值不小于2；</w:t>
+        <w:t>S33、自尚未浇筑的对称节段对中，将吊索节段编号与上一浇筑批次所浇筑对称节段对的吊索节段编号差的绝对值不小于2的对称节段对作为候选对称节段对，所述上一浇筑批次为最近一次已完成浇筑的对称节段对；在本轮隔仓浇筑中已存在已浇筑对称节段对的情况下，仅保留吊索节段编号与本轮隔仓浇筑中已浇筑的各对称节段对的吊索节段编号差的绝对值均不小于2的候选对称节段对；在所述候选对称节段对中选取使δₖ最接近0的对称节段对作为本批次浇筑对象；在存在多个使δₖ最接近0的对称节段对的情况下，选取吊索节段编号最小的对称节段对作为本批次浇筑对象；同步浇筑所述本批次浇筑对象中尚未浇筑的非吊索区湿接缝；</w:t>
       </w:r>
     </w:p>
     <w:p>
       <w:r>
-        <w:t>S37、重复S34至S36，直至不存在同时满足S36所述编号差约束的尚未浇筑对称节段对，将本轮隔仓浇筑中未被选取浇筑的对称节段对作为被跳过的对称节段对；</w:t>
+        <w:t>S34、重复S31至S33，直至不存在所述候选对称节段对，将本轮开始时尚未浇筑且本轮隔仓浇筑中未被选取的对称节段对作为被跳过的对称节段对；</w:t>
       </w:r>
     </w:p>
     <w:p>
       <w:r>
-        <w:t>S38、在所述隔仓浇筑之后，对所述被跳过的对称节段对，由跨中向两侧索塔按吊索节段编号分多个浇筑批次，对称浇筑其中尚未浇筑的非吊索区湿接缝；</w:t>
+        <w:t>S35、在所述隔仓浇筑之后进行回填浇筑，对所述被跳过的对称节段对，由跨中向两侧索塔按吊索节段编号分批次，对称浇筑所述被跳过的对称节段对中尚未浇筑的非吊索区湿接缝；</w:t>
       </w:r>
     </w:p>
     <w:p>
       <w:r>
-        <w:t>S39、重复S34至S38，直至所述其余非吊索区湿接缝全部浇筑完成。</w:t>
+        <w:t>S36、在所述回填浇筑完成后仍存在尚未浇筑的其余非吊索区湿接缝的情况下，重复S31至S35，直至所述其余非吊索区湿接缝全部浇筑完成。</w:t>
       </w:r>
     </w:p>
     <w:p>

--- a/cases/PA26-1238-I-A/权利要求书-修订稿.docx
+++ b/cases/PA26-1238-I-A/权利要求书-修订稿.docx
@@ -74,7 +74,7 @@
     </w:p>
     <w:p>
       <w:r>
-        <w:t>S33、自尚未浇筑的对称节段对中，将吊索节段编号与上一浇筑批次所浇筑对称节段对的吊索节段编号差的绝对值不小于2的对称节段对作为候选对称节段对，所述上一浇筑批次为最近一次已完成浇筑的对称节段对；在本轮隔仓浇筑中已存在已浇筑对称节段对的情况下，仅保留吊索节段编号与本轮隔仓浇筑中已浇筑的各对称节段对的吊索节段编号差的绝对值均不小于2的候选对称节段对；在所述候选对称节段对中选取使δₖ最接近0的对称节段对作为本批次浇筑对象；在存在多个使δₖ最接近0的对称节段对的情况下，选取吊索节段编号最小的对称节段对作为本批次浇筑对象；同步浇筑所述本批次浇筑对象中尚未浇筑的非吊索区湿接缝；</w:t>
+        <w:t>S33、以最近一次已完成浇筑的对称节段对作为上一浇筑批次；自尚未浇筑的对称节段对中，将吊索节段编号与所述上一浇筑批次的吊索节段编号差的绝对值不小于2的对称节段对作为候选对称节段对；在本轮隔仓浇筑中已存在已浇筑对称节段对的情况下，仅保留吊索节段编号与本轮隔仓浇筑中已浇筑的各对称节段对的吊索节段编号差的绝对值均不小于2的候选对称节段对；在所述候选对称节段对中选取使δₖ最接近0的对称节段对作为本批次浇筑对象；在存在多个使δₖ最接近0的对称节段对的情况下，选取吊索节段编号最小的对称节段对作为本批次浇筑对象；同步浇筑所述本批次浇筑对象中尚未浇筑的非吊索区湿接缝；</w:t>
       </w:r>
     </w:p>
     <w:p>
